--- a/neo.docx
+++ b/neo.docx
@@ -4,10 +4,15 @@
   <w:body>
     <w:p>
       <w:pPr>
-        <w:pStyle w:val="Title"/>
+        <w:pStyle w:val="Heading8"/>
       </w:pPr>
       <w:r>
         <w:t>Titulo Marinho da silva</w:t>
+      </w:r>
+    </w:p>
+    <w:p>
+      <w:r>
+        <w:t>Oi pessoal do github, deem like no video e se inscrevam</w:t>
       </w:r>
     </w:p>
     <w:sectPr>

--- a/neo.docx
+++ b/neo.docx
@@ -4,15 +4,21 @@
   <w:body>
     <w:p>
       <w:pPr>
-        <w:pStyle w:val="Heading8"/>
+        <w:pStyle w:val="Title"/>
       </w:pPr>
       <w:r>
-        <w:t>Titulo Marinho da silva</w:t>
+        <w:t>Titulo Centralizado</w:t>
       </w:r>
     </w:p>
     <w:p>
       <w:r>
-        <w:t>Oi pessoal do github, deem like no video e se inscrevam</w:t>
+        <w:t xml:space="preserve">Teste de Paragrafo: 1    </w:t>
+      </w:r>
+      <w:r>
+        <w:rPr>
+          <w:i/>
+        </w:rPr>
+        <w:t>Teste de Paragrafo: 2</w:t>
       </w:r>
     </w:p>
     <w:sectPr>

--- a/neo.docx
+++ b/neo.docx
@@ -12,13 +12,49 @@
     </w:p>
     <w:p>
       <w:r>
-        <w:t xml:space="preserve">Teste de Paragrafo: 1    </w:t>
+        <w:t>Teste de Paragrafo: 1</w:t>
       </w:r>
       <w:r>
         <w:rPr>
           <w:i/>
         </w:rPr>
         <w:t>Teste de Paragrafo: 2</w:t>
+      </w:r>
+    </w:p>
+    <w:p>
+      <w:r>
+        <w:drawing>
+          <wp:inline xmlns:a="http://schemas.openxmlformats.org/drawingml/2006/main" xmlns:pic="http://schemas.openxmlformats.org/drawingml/2006/picture">
+            <wp:extent cx="1143000" cy="1143000"/>
+            <wp:docPr id="1" name="Picture 1"/>
+            <wp:cNvGraphicFramePr>
+              <a:graphicFrameLocks noChangeAspect="1"/>
+            </wp:cNvGraphicFramePr>
+            <a:graphic>
+              <a:graphicData uri="http://schemas.openxmlformats.org/drawingml/2006/picture">
+                <pic:pic>
+                  <pic:nvPicPr>
+                    <pic:cNvPr id="0" name="goku.png"/>
+                    <pic:cNvPicPr/>
+                  </pic:nvPicPr>
+                  <pic:blipFill>
+                    <a:blip r:embed="rId9"/>
+                    <a:stretch>
+                      <a:fillRect/>
+                    </a:stretch>
+                  </pic:blipFill>
+                  <pic:spPr>
+                    <a:xfrm>
+                      <a:off x="0" y="0"/>
+                      <a:ext cx="1143000" cy="1143000"/>
+                    </a:xfrm>
+                    <a:prstGeom prst="rect"/>
+                  </pic:spPr>
+                </pic:pic>
+              </a:graphicData>
+            </a:graphic>
+          </wp:inline>
+        </w:drawing>
       </w:r>
     </w:p>
     <w:sectPr>
